--- a/Video Game Design - year/Unit 8 - Capstone Project/Daily Lesson Plans/Word/Day 1.docx
+++ b/Video Game Design - year/Unit 8 - Capstone Project/Daily Lesson Plans/Word/Day 1.docx
@@ -50,16 +50,19 @@
               </w:rPr>
               <w:t xml:space="preserve">Video Game Design — Full Year</w:t>
             </w:r>
-          </w:p>
-          <w:p>
-            <w:pPr>
-              <w:spacing w:before="40"/>
-              <w:jc w:val="center"/>
-            </w:pPr>
-            <w:r>
-              <w:rPr>
-                <w:rFonts w:ascii="Arial" w:cs="Arial" w:eastAsia="Arial" w:hAnsi="Arial"/>
-                <w:color w:val="D1C4E9"/>
+            <w:r>
+              <w:rPr>
+                <w:rFonts w:ascii="Arial" w:cs="Arial" w:eastAsia="Arial" w:hAnsi="Arial"/>
+                <w:sz w:val="16"/>
+                <w:szCs w:val="16"/>
+              </w:rPr>
+              <w:br/>
+              <w:t xml:space="preserve"/>
+            </w:r>
+            <w:r>
+              <w:rPr>
+                <w:rFonts w:ascii="Arial" w:cs="Arial" w:eastAsia="Arial" w:hAnsi="Arial"/>
+                <w:color w:val="CE93D8"/>
                 <w:sz w:val="16"/>
                 <w:szCs w:val="16"/>
               </w:rPr>
@@ -83,7 +86,7 @@
           <w:rFonts w:ascii="Arial" w:cs="Arial" w:eastAsia="Arial" w:hAnsi="Arial"/>
           <w:b/>
           <w:bCs/>
-          <w:color w:val="311B56"/>
+          <w:color w:val="5B2D8E"/>
           <w:sz w:val="32"/>
           <w:szCs w:val="32"/>
         </w:rPr>
@@ -200,9 +203,9 @@
               <w:right w:val="single" w:color="CCCCCC" w:sz="1"/>
             </w:tcBorders>
             <w:tcMar>
-              <w:top w:type="dxa" w:w="60"/>
+              <w:top w:type="dxa" w:w="80"/>
               <w:left w:type="dxa" w:w="120"/>
-              <w:bottom w:type="dxa" w:w="60"/>
+              <w:bottom w:type="dxa" w:w="80"/>
               <w:right w:type="dxa" w:w="120"/>
             </w:tcMar>
           </w:tcPr>
@@ -229,20 +232,147 @@
               <w:right w:val="single" w:color="CCCCCC" w:sz="1"/>
             </w:tcBorders>
             <w:tcMar>
-              <w:top w:type="dxa" w:w="60"/>
+              <w:top w:type="dxa" w:w="80"/>
               <w:left w:type="dxa" w:w="120"/>
-              <w:bottom w:type="dxa" w:w="60"/>
+              <w:bottom w:type="dxa" w:w="80"/>
               <w:right w:type="dxa" w:w="120"/>
             </w:tcMar>
           </w:tcPr>
           <w:p>
-            <w:r>
-              <w:rPr>
-                <w:rFonts w:ascii="Arial" w:cs="Arial" w:eastAsia="Arial" w:hAnsi="Arial"/>
-                <w:sz w:val="20"/>
-                <w:szCs w:val="20"/>
+            <w:pPr>
+              <w:spacing w:after="80" w:before="80"/>
+            </w:pPr>
+            <w:r>
+              <w:rPr>
+                <w:rFonts w:ascii="Arial" w:cs="Arial" w:eastAsia="Arial" w:hAnsi="Arial"/>
+                <w:b/>
+                <w:bCs/>
+                <w:i w:val="false"/>
+                <w:iCs w:val="false"/>
+                <w:color w:val="000000"/>
+                <w:sz w:val="22"/>
+                <w:szCs w:val="22"/>
               </w:rPr>
               <w:t xml:space="preserve">Bell Ringer / Review</w:t>
+            </w:r>
+            <w:r>
+              <w:rPr>
+                <w:rFonts w:ascii="Arial" w:cs="Arial" w:eastAsia="Arial" w:hAnsi="Arial"/>
+                <w:sz w:val="20"/>
+                <w:szCs w:val="20"/>
+              </w:rPr>
+              <w:br/>
+              <w:t xml:space="preserve"/>
+            </w:r>
+            <w:r>
+              <w:rPr>
+                <w:rFonts w:ascii="Arial" w:cs="Arial" w:eastAsia="Arial" w:hAnsi="Arial"/>
+                <w:sz w:val="20"/>
+                <w:szCs w:val="20"/>
+              </w:rPr>
+              <w:br/>
+              <w:t xml:space="preserve"/>
+            </w:r>
+            <w:r>
+              <w:rPr>
+                <w:rFonts w:ascii="Arial" w:cs="Arial" w:eastAsia="Arial" w:hAnsi="Arial"/>
+                <w:b/>
+                <w:bCs/>
+                <w:i w:val="false"/>
+                <w:iCs w:val="false"/>
+                <w:color w:val="000000"/>
+                <w:sz w:val="20"/>
+                <w:szCs w:val="20"/>
+              </w:rPr>
+              <w:t xml:space="preserve">Quick Write </w:t>
+            </w:r>
+            <w:r>
+              <w:rPr>
+                <w:rFonts w:ascii="Arial" w:cs="Arial" w:eastAsia="Arial" w:hAnsi="Arial"/>
+                <w:b w:val="false"/>
+                <w:bCs w:val="false"/>
+                <w:i w:val="false"/>
+                <w:iCs w:val="false"/>
+                <w:color w:val="000000"/>
+                <w:sz w:val="20"/>
+                <w:szCs w:val="20"/>
+              </w:rPr>
+              <w:t xml:space="preserve">(3 min — written or verbal):</w:t>
+            </w:r>
+            <w:r>
+              <w:rPr>
+                <w:rFonts w:ascii="Arial" w:cs="Arial" w:eastAsia="Arial" w:hAnsi="Arial"/>
+                <w:sz w:val="20"/>
+                <w:szCs w:val="20"/>
+              </w:rPr>
+              <w:br/>
+              <w:t xml:space="preserve"/>
+            </w:r>
+            <w:r>
+              <w:rPr>
+                <w:rFonts w:ascii="Arial" w:cs="Arial" w:eastAsia="Arial" w:hAnsi="Arial"/>
+                <w:b w:val="false"/>
+                <w:bCs w:val="false"/>
+                <w:i w:val="false"/>
+                <w:iCs w:val="false"/>
+                <w:color w:val="000000"/>
+                <w:sz w:val="20"/>
+                <w:szCs w:val="20"/>
+              </w:rPr>
+              <w:t xml:space="preserve">    What do you remember from last class?</w:t>
+            </w:r>
+            <w:r>
+              <w:rPr>
+                <w:rFonts w:ascii="Arial" w:cs="Arial" w:eastAsia="Arial" w:hAnsi="Arial"/>
+                <w:sz w:val="20"/>
+                <w:szCs w:val="20"/>
+              </w:rPr>
+              <w:br/>
+              <w:t xml:space="preserve"/>
+            </w:r>
+            <w:r>
+              <w:rPr>
+                <w:rFonts w:ascii="Arial" w:cs="Arial" w:eastAsia="Arial" w:hAnsi="Arial"/>
+                <w:sz w:val="20"/>
+                <w:szCs w:val="20"/>
+              </w:rPr>
+              <w:br/>
+              <w:t xml:space="preserve"/>
+            </w:r>
+            <w:r>
+              <w:rPr>
+                <w:rFonts w:ascii="Arial" w:cs="Arial" w:eastAsia="Arial" w:hAnsi="Arial"/>
+                <w:b w:val="false"/>
+                <w:bCs w:val="false"/>
+                <w:i/>
+                <w:iCs/>
+                <w:color w:val="444444"/>
+                <w:sz w:val="20"/>
+                <w:szCs w:val="20"/>
+              </w:rPr>
+              <w:t xml:space="preserve">What do you think today's topic "Capstone Introduction — Project Options &amp; Rubric" is about?</w:t>
+            </w:r>
+            <w:r>
+              <w:rPr>
+                <w:rFonts w:ascii="Arial" w:cs="Arial" w:eastAsia="Arial" w:hAnsi="Arial"/>
+                <w:sz w:val="20"/>
+                <w:szCs w:val="20"/>
+              </w:rPr>
+              <w:br/>
+              <w:t xml:space="preserve"/>
+            </w:r>
+            <w:r>
+              <w:rPr>
+                <w:rFonts w:ascii="Arial" w:cs="Arial" w:eastAsia="Arial" w:hAnsi="Arial"/>
+                <w:b w:val="false"/>
+                <w:bCs w:val="false"/>
+                <w:i/>
+                <w:iCs/>
+                <w:color w:val="555555"/>
+                <w:sz w:val="20"/>
+                <w:szCs w:val="20"/>
+              </w:rPr>
+              <w:t xml:space="preserve">→ Pair-share your response, then 2–3 students share with the class.</w:t>
             </w:r>
           </w:p>
         </w:tc>
@@ -258,9 +388,9 @@
               <w:right w:val="single" w:color="CCCCCC" w:sz="1"/>
             </w:tcBorders>
             <w:tcMar>
-              <w:top w:type="dxa" w:w="60"/>
+              <w:top w:type="dxa" w:w="80"/>
               <w:left w:type="dxa" w:w="120"/>
-              <w:bottom w:type="dxa" w:w="60"/>
+              <w:bottom w:type="dxa" w:w="80"/>
               <w:right w:type="dxa" w:w="120"/>
             </w:tcMar>
           </w:tcPr>
@@ -287,20 +417,120 @@
               <w:right w:val="single" w:color="CCCCCC" w:sz="1"/>
             </w:tcBorders>
             <w:tcMar>
-              <w:top w:type="dxa" w:w="60"/>
+              <w:top w:type="dxa" w:w="80"/>
               <w:left w:type="dxa" w:w="120"/>
-              <w:bottom w:type="dxa" w:w="60"/>
+              <w:bottom w:type="dxa" w:w="80"/>
               <w:right w:type="dxa" w:w="120"/>
             </w:tcMar>
           </w:tcPr>
           <w:p>
-            <w:r>
-              <w:rPr>
-                <w:rFonts w:ascii="Arial" w:cs="Arial" w:eastAsia="Arial" w:hAnsi="Arial"/>
-                <w:sz w:val="20"/>
-                <w:szCs w:val="20"/>
-              </w:rPr>
-              <w:t xml:space="preserve">Mini Lesson: Capstone Introduction — Project Options &amp; Rubric</w:t>
+            <w:pPr>
+              <w:spacing w:after="80" w:before="80"/>
+            </w:pPr>
+            <w:r>
+              <w:rPr>
+                <w:rFonts w:ascii="Arial" w:cs="Arial" w:eastAsia="Arial" w:hAnsi="Arial"/>
+                <w:b/>
+                <w:bCs/>
+                <w:i w:val="false"/>
+                <w:iCs w:val="false"/>
+                <w:color w:val="000000"/>
+                <w:sz w:val="22"/>
+                <w:szCs w:val="22"/>
+              </w:rPr>
+              <w:t xml:space="preserve">Mini Lesson: </w:t>
+            </w:r>
+            <w:r>
+              <w:rPr>
+                <w:rFonts w:ascii="Arial" w:cs="Arial" w:eastAsia="Arial" w:hAnsi="Arial"/>
+                <w:b w:val="false"/>
+                <w:bCs w:val="false"/>
+                <w:i w:val="false"/>
+                <w:iCs w:val="false"/>
+                <w:color w:val="000000"/>
+                <w:sz w:val="22"/>
+                <w:szCs w:val="22"/>
+              </w:rPr>
+              <w:t xml:space="preserve">Capstone Introduction — Project Options &amp; Rubric</w:t>
+            </w:r>
+            <w:r>
+              <w:rPr>
+                <w:rFonts w:ascii="Arial" w:cs="Arial" w:eastAsia="Arial" w:hAnsi="Arial"/>
+                <w:sz w:val="20"/>
+                <w:szCs w:val="20"/>
+              </w:rPr>
+              <w:br/>
+              <w:t xml:space="preserve"/>
+            </w:r>
+            <w:r>
+              <w:rPr>
+                <w:rFonts w:ascii="Arial" w:cs="Arial" w:eastAsia="Arial" w:hAnsi="Arial"/>
+                <w:sz w:val="20"/>
+                <w:szCs w:val="20"/>
+              </w:rPr>
+              <w:br/>
+              <w:t xml:space="preserve"/>
+            </w:r>
+            <w:r>
+              <w:rPr>
+                <w:rFonts w:ascii="Arial" w:cs="Arial" w:eastAsia="Arial" w:hAnsi="Arial"/>
+                <w:b/>
+                <w:bCs/>
+                <w:i/>
+                <w:iCs/>
+                <w:color w:val="555555"/>
+                <w:sz w:val="20"/>
+                <w:szCs w:val="20"/>
+              </w:rPr>
+              <w:t xml:space="preserve">→ Live Demo — </w:t>
+            </w:r>
+            <w:r>
+              <w:rPr>
+                <w:rFonts w:ascii="Arial" w:cs="Arial" w:eastAsia="Arial" w:hAnsi="Arial"/>
+                <w:b w:val="false"/>
+                <w:bCs w:val="false"/>
+                <w:i/>
+                <w:iCs/>
+                <w:color w:val="555555"/>
+                <w:sz w:val="20"/>
+                <w:szCs w:val="20"/>
+              </w:rPr>
+              <w:t xml:space="preserve">type examples as students follow along in their own editor.</w:t>
+            </w:r>
+            <w:r>
+              <w:rPr>
+                <w:rFonts w:ascii="Arial" w:cs="Arial" w:eastAsia="Arial" w:hAnsi="Arial"/>
+                <w:sz w:val="20"/>
+                <w:szCs w:val="20"/>
+              </w:rPr>
+              <w:br/>
+              <w:t xml:space="preserve"/>
+            </w:r>
+            <w:r>
+              <w:rPr>
+                <w:rFonts w:ascii="Arial" w:cs="Arial" w:eastAsia="Arial" w:hAnsi="Arial"/>
+                <w:b/>
+                <w:bCs/>
+                <w:i/>
+                <w:iCs/>
+                <w:color w:val="555555"/>
+                <w:sz w:val="20"/>
+                <w:szCs w:val="20"/>
+              </w:rPr>
+              <w:t xml:space="preserve">→ Check for Understanding: </w:t>
+            </w:r>
+            <w:r>
+              <w:rPr>
+                <w:rFonts w:ascii="Arial" w:cs="Arial" w:eastAsia="Arial" w:hAnsi="Arial"/>
+                <w:b w:val="false"/>
+                <w:bCs w:val="false"/>
+                <w:i/>
+                <w:iCs/>
+                <w:color w:val="555555"/>
+                <w:sz w:val="20"/>
+                <w:szCs w:val="20"/>
+              </w:rPr>
+              <w:t xml:space="preserve">pause and cold-call: “Can someone explain what we just did in their own words?”</w:t>
             </w:r>
           </w:p>
         </w:tc>
@@ -316,9 +546,9 @@
               <w:right w:val="single" w:color="CCCCCC" w:sz="1"/>
             </w:tcBorders>
             <w:tcMar>
-              <w:top w:type="dxa" w:w="60"/>
+              <w:top w:type="dxa" w:w="80"/>
               <w:left w:type="dxa" w:w="120"/>
-              <w:bottom w:type="dxa" w:w="60"/>
+              <w:bottom w:type="dxa" w:w="80"/>
               <w:right w:type="dxa" w:w="120"/>
             </w:tcMar>
           </w:tcPr>
@@ -331,7 +561,7 @@
                 <w:sz w:val="20"/>
                 <w:szCs w:val="20"/>
               </w:rPr>
-              <w:t xml:space="preserve">15-20 min</w:t>
+              <w:t xml:space="preserve">15–20 min</w:t>
             </w:r>
           </w:p>
         </w:tc>
@@ -345,20 +575,81 @@
               <w:right w:val="single" w:color="CCCCCC" w:sz="1"/>
             </w:tcBorders>
             <w:tcMar>
-              <w:top w:type="dxa" w:w="60"/>
+              <w:top w:type="dxa" w:w="80"/>
               <w:left w:type="dxa" w:w="120"/>
-              <w:bottom w:type="dxa" w:w="60"/>
+              <w:bottom w:type="dxa" w:w="80"/>
               <w:right w:type="dxa" w:w="120"/>
             </w:tcMar>
           </w:tcPr>
           <w:p>
-            <w:r>
-              <w:rPr>
-                <w:rFonts w:ascii="Arial" w:cs="Arial" w:eastAsia="Arial" w:hAnsi="Arial"/>
-                <w:sz w:val="20"/>
-                <w:szCs w:val="20"/>
-              </w:rPr>
-              <w:t xml:space="preserve">Independent Practice / Build Time</w:t>
+            <w:pPr>
+              <w:spacing w:after="80" w:before="80"/>
+            </w:pPr>
+            <w:r>
+              <w:rPr>
+                <w:rFonts w:ascii="Arial" w:cs="Arial" w:eastAsia="Arial" w:hAnsi="Arial"/>
+                <w:b/>
+                <w:bCs/>
+                <w:i w:val="false"/>
+                <w:iCs w:val="false"/>
+                <w:color w:val="000000"/>
+                <w:sz w:val="22"/>
+                <w:szCs w:val="22"/>
+              </w:rPr>
+              <w:t xml:space="preserve">Independent Practice / Code Along</w:t>
+            </w:r>
+            <w:r>
+              <w:rPr>
+                <w:rFonts w:ascii="Arial" w:cs="Arial" w:eastAsia="Arial" w:hAnsi="Arial"/>
+                <w:sz w:val="20"/>
+                <w:szCs w:val="20"/>
+              </w:rPr>
+              <w:br/>
+              <w:t xml:space="preserve"/>
+            </w:r>
+            <w:r>
+              <w:rPr>
+                <w:rFonts w:ascii="Arial" w:cs="Arial" w:eastAsia="Arial" w:hAnsi="Arial"/>
+                <w:b w:val="false"/>
+                <w:bCs w:val="false"/>
+                <w:i w:val="false"/>
+                <w:iCs w:val="false"/>
+                <w:color w:val="000000"/>
+                <w:sz w:val="20"/>
+                <w:szCs w:val="20"/>
+              </w:rPr>
+              <w:t xml:space="preserve">    Work through problems from the day's exercise set.</w:t>
+            </w:r>
+            <w:r>
+              <w:rPr>
+                <w:rFonts w:ascii="Arial" w:cs="Arial" w:eastAsia="Arial" w:hAnsi="Arial"/>
+                <w:sz w:val="20"/>
+                <w:szCs w:val="20"/>
+              </w:rPr>
+              <w:br/>
+              <w:t xml:space="preserve"/>
+            </w:r>
+            <w:r>
+              <w:rPr>
+                <w:rFonts w:ascii="Arial" w:cs="Arial" w:eastAsia="Arial" w:hAnsi="Arial"/>
+                <w:sz w:val="20"/>
+                <w:szCs w:val="20"/>
+              </w:rPr>
+              <w:br/>
+              <w:t xml:space="preserve"/>
+            </w:r>
+            <w:r>
+              <w:rPr>
+                <w:rFonts w:ascii="Arial" w:cs="Arial" w:eastAsia="Arial" w:hAnsi="Arial"/>
+                <w:b w:val="false"/>
+                <w:bCs w:val="false"/>
+                <w:i/>
+                <w:iCs/>
+                <w:color w:val="555555"/>
+                <w:sz w:val="20"/>
+                <w:szCs w:val="20"/>
+              </w:rPr>
+              <w:t xml:space="preserve">→ Teacher circulates — offer hints, check for understanding.</w:t>
             </w:r>
           </w:p>
         </w:tc>
@@ -374,9 +665,9 @@
               <w:right w:val="single" w:color="CCCCCC" w:sz="1"/>
             </w:tcBorders>
             <w:tcMar>
-              <w:top w:type="dxa" w:w="60"/>
+              <w:top w:type="dxa" w:w="80"/>
               <w:left w:type="dxa" w:w="120"/>
-              <w:bottom w:type="dxa" w:w="60"/>
+              <w:bottom w:type="dxa" w:w="80"/>
               <w:right w:type="dxa" w:w="120"/>
             </w:tcMar>
           </w:tcPr>
@@ -403,20 +694,90 @@
               <w:right w:val="single" w:color="CCCCCC" w:sz="1"/>
             </w:tcBorders>
             <w:tcMar>
-              <w:top w:type="dxa" w:w="60"/>
+              <w:top w:type="dxa" w:w="80"/>
               <w:left w:type="dxa" w:w="120"/>
-              <w:bottom w:type="dxa" w:w="60"/>
+              <w:bottom w:type="dxa" w:w="80"/>
               <w:right w:type="dxa" w:w="120"/>
             </w:tcMar>
           </w:tcPr>
           <w:p>
-            <w:r>
-              <w:rPr>
-                <w:rFonts w:ascii="Arial" w:cs="Arial" w:eastAsia="Arial" w:hAnsi="Arial"/>
-                <w:sz w:val="20"/>
-                <w:szCs w:val="20"/>
+            <w:pPr>
+              <w:spacing w:after="80" w:before="80"/>
+            </w:pPr>
+            <w:r>
+              <w:rPr>
+                <w:rFonts w:ascii="Arial" w:cs="Arial" w:eastAsia="Arial" w:hAnsi="Arial"/>
+                <w:b/>
+                <w:bCs/>
+                <w:i w:val="false"/>
+                <w:iCs w:val="false"/>
+                <w:color w:val="000000"/>
+                <w:sz w:val="22"/>
+                <w:szCs w:val="22"/>
               </w:rPr>
               <w:t xml:space="preserve">Exit Ticket / Wrap-Up</w:t>
+            </w:r>
+            <w:r>
+              <w:rPr>
+                <w:rFonts w:ascii="Arial" w:cs="Arial" w:eastAsia="Arial" w:hAnsi="Arial"/>
+                <w:sz w:val="20"/>
+                <w:szCs w:val="20"/>
+              </w:rPr>
+              <w:br/>
+              <w:t xml:space="preserve"/>
+            </w:r>
+            <w:r>
+              <w:rPr>
+                <w:rFonts w:ascii="Arial" w:cs="Arial" w:eastAsia="Arial" w:hAnsi="Arial"/>
+                <w:sz w:val="20"/>
+                <w:szCs w:val="20"/>
+              </w:rPr>
+              <w:br/>
+              <w:t xml:space="preserve"/>
+            </w:r>
+            <w:r>
+              <w:rPr>
+                <w:rFonts w:ascii="Arial" w:cs="Arial" w:eastAsia="Arial" w:hAnsi="Arial"/>
+                <w:b w:val="false"/>
+                <w:bCs w:val="false"/>
+                <w:i w:val="false"/>
+                <w:iCs w:val="false"/>
+                <w:color w:val="000000"/>
+                <w:sz w:val="20"/>
+                <w:szCs w:val="20"/>
+              </w:rPr>
+              <w:t xml:space="preserve">What is one key concept you learned today?</w:t>
+            </w:r>
+            <w:r>
+              <w:rPr>
+                <w:rFonts w:ascii="Arial" w:cs="Arial" w:eastAsia="Arial" w:hAnsi="Arial"/>
+                <w:sz w:val="20"/>
+                <w:szCs w:val="20"/>
+              </w:rPr>
+              <w:br/>
+              <w:t xml:space="preserve"/>
+            </w:r>
+            <w:r>
+              <w:rPr>
+                <w:rFonts w:ascii="Arial" w:cs="Arial" w:eastAsia="Arial" w:hAnsi="Arial"/>
+                <w:sz w:val="20"/>
+                <w:szCs w:val="20"/>
+              </w:rPr>
+              <w:br/>
+              <w:t xml:space="preserve"/>
+            </w:r>
+            <w:r>
+              <w:rPr>
+                <w:rFonts w:ascii="Arial" w:cs="Arial" w:eastAsia="Arial" w:hAnsi="Arial"/>
+                <w:b w:val="false"/>
+                <w:bCs w:val="false"/>
+                <w:i/>
+                <w:iCs/>
+                <w:color w:val="555555"/>
+                <w:sz w:val="20"/>
+                <w:szCs w:val="20"/>
+              </w:rPr>
+              <w:t xml:space="preserve">→ 3–2–1: Name 3 things learned, 2 new vocab words, 1 question you still have.</w:t>
             </w:r>
           </w:p>
         </w:tc>

--- a/Video Game Design - year/Unit 8 - Capstone Project/Daily Lesson Plans/Word/Day 1.docx
+++ b/Video Game Design - year/Unit 8 - Capstone Project/Daily Lesson Plans/Word/Day 1.docx
@@ -319,7 +319,7 @@
                 <w:sz w:val="20"/>
                 <w:szCs w:val="20"/>
               </w:rPr>
-              <w:t xml:space="preserve">    What do you remember from last class?</w:t>
+              <w:t xml:space="preserve">    What do you already know about Capstone Introduction — Project Options &amp; Rubric? Write down at least one thing.</w:t>
             </w:r>
             <w:r>
               <w:rPr>
@@ -350,7 +350,7 @@
                 <w:sz w:val="20"/>
                 <w:szCs w:val="20"/>
               </w:rPr>
-              <w:t xml:space="preserve">What do you think today's topic "Capstone Introduction — Project Options &amp; Rubric" is about?</w:t>
+              <w:t xml:space="preserve">Today’s Goal: Explore and practice Capstone Introduction — Project Options &amp; Rubric.</w:t>
             </w:r>
             <w:r>
               <w:rPr>
@@ -746,7 +746,7 @@
                 <w:sz w:val="20"/>
                 <w:szCs w:val="20"/>
               </w:rPr>
-              <w:t xml:space="preserve">What is one key concept you learned today?</w:t>
+              <w:t xml:space="preserve">Name one new thing you learned about Capstone Introduction — Project Options &amp; Rubric today and one question you still have.</w:t>
             </w:r>
             <w:r>
               <w:rPr>

--- a/Video Game Design - year/Unit 8 - Capstone Project/Daily Lesson Plans/Word/Day 1.docx
+++ b/Video Game Design - year/Unit 8 - Capstone Project/Daily Lesson Plans/Word/Day 1.docx
@@ -342,6 +342,72 @@
             <w:r>
               <w:rPr>
                 <w:rFonts w:ascii="Arial" w:cs="Arial" w:eastAsia="Arial" w:hAnsi="Arial"/>
+                <w:b/>
+                <w:bCs/>
+                <w:i w:val="false"/>
+                <w:iCs w:val="false"/>
+                <w:color w:val="000000"/>
+                <w:sz w:val="20"/>
+                <w:szCs w:val="20"/>
+              </w:rPr>
+              <w:t xml:space="preserve">Vocabulary Preview — </w:t>
+            </w:r>
+            <w:r>
+              <w:rPr>
+                <w:rFonts w:ascii="Arial" w:cs="Arial" w:eastAsia="Arial" w:hAnsi="Arial"/>
+                <w:b w:val="false"/>
+                <w:bCs w:val="false"/>
+                <w:i w:val="false"/>
+                <w:iCs w:val="false"/>
+                <w:color w:val="000000"/>
+                <w:sz w:val="20"/>
+                <w:szCs w:val="20"/>
+              </w:rPr>
+              <w:t xml:space="preserve">terms we'll use today:</w:t>
+            </w:r>
+            <w:r>
+              <w:rPr>
+                <w:rFonts w:ascii="Arial" w:cs="Arial" w:eastAsia="Arial" w:hAnsi="Arial"/>
+                <w:sz w:val="20"/>
+                <w:szCs w:val="20"/>
+              </w:rPr>
+              <w:br/>
+              <w:t xml:space="preserve"/>
+            </w:r>
+            <w:r>
+              <w:rPr>
+                <w:rFonts w:ascii="Arial" w:cs="Arial" w:eastAsia="Arial" w:hAnsi="Arial"/>
+                <w:b w:val="false"/>
+                <w:bCs w:val="false"/>
+                <w:i w:val="false"/>
+                <w:iCs w:val="false"/>
+                <w:color w:val="000000"/>
+                <w:sz w:val="20"/>
+                <w:szCs w:val="20"/>
+              </w:rPr>
+              <w:t xml:space="preserve">    • Minutes 0-10   •   Minutes 10-40   •   Minutes 40-55</w:t>
+            </w:r>
+            <w:r>
+              <w:rPr>
+                <w:rFonts w:ascii="Arial" w:cs="Arial" w:eastAsia="Arial" w:hAnsi="Arial"/>
+                <w:sz w:val="20"/>
+                <w:szCs w:val="20"/>
+              </w:rPr>
+              <w:br/>
+              <w:t xml:space="preserve"/>
+            </w:r>
+            <w:r>
+              <w:rPr>
+                <w:rFonts w:ascii="Arial" w:cs="Arial" w:eastAsia="Arial" w:hAnsi="Arial"/>
+                <w:sz w:val="20"/>
+                <w:szCs w:val="20"/>
+              </w:rPr>
+              <w:br/>
+              <w:t xml:space="preserve"/>
+            </w:r>
+            <w:r>
+              <w:rPr>
+                <w:rFonts w:ascii="Arial" w:cs="Arial" w:eastAsia="Arial" w:hAnsi="Arial"/>
                 <w:b w:val="false"/>
                 <w:bCs w:val="false"/>
                 <w:i/>
@@ -474,6 +540,103 @@
             <w:r>
               <w:rPr>
                 <w:rFonts w:ascii="Arial" w:cs="Arial" w:eastAsia="Arial" w:hAnsi="Arial"/>
+                <w:b w:val="false"/>
+                <w:bCs w:val="false"/>
+                <w:i w:val="false"/>
+                <w:iCs w:val="false"/>
+                <w:color w:val="000000"/>
+                <w:sz w:val="20"/>
+                <w:szCs w:val="20"/>
+              </w:rPr>
+              <w:t xml:space="preserve">Welcome to the capstone unit — the biggest project of the year! Over the next 25 days you will design, build, test, and present a complete, original video game using everything you've learned in Units 1–7. Today is about understanding what's expected and start</w:t>
+            </w:r>
+            <w:r>
+              <w:rPr>
+                <w:rFonts w:ascii="Arial" w:cs="Arial" w:eastAsia="Arial" w:hAnsi="Arial"/>
+                <w:sz w:val="20"/>
+                <w:szCs w:val="20"/>
+              </w:rPr>
+              <w:br/>
+              <w:t xml:space="preserve"/>
+            </w:r>
+            <w:r>
+              <w:rPr>
+                <w:rFonts w:ascii="Arial" w:cs="Arial" w:eastAsia="Arial" w:hAnsi="Arial"/>
+                <w:b w:val="false"/>
+                <w:bCs w:val="false"/>
+                <w:i w:val="false"/>
+                <w:iCs w:val="false"/>
+                <w:color w:val="000000"/>
+                <w:sz w:val="20"/>
+                <w:szCs w:val="20"/>
+              </w:rPr>
+              <w:t xml:space="preserve">Minutes 0-10: Teacher introduces capstone overview. Class discussion: "What makes a game actually fun to finish making?"</w:t>
+            </w:r>
+            <w:r>
+              <w:rPr>
+                <w:rFonts w:ascii="Arial" w:cs="Arial" w:eastAsia="Arial" w:hAnsi="Arial"/>
+                <w:sz w:val="20"/>
+                <w:szCs w:val="20"/>
+              </w:rPr>
+              <w:br/>
+              <w:t xml:space="preserve"/>
+            </w:r>
+            <w:r>
+              <w:rPr>
+                <w:rFonts w:ascii="Arial" w:cs="Arial" w:eastAsia="Arial" w:hAnsi="Arial"/>
+                <w:sz w:val="20"/>
+                <w:szCs w:val="20"/>
+              </w:rPr>
+              <w:br/>
+              <w:t xml:space="preserve"/>
+            </w:r>
+            <w:r>
+              <w:rPr>
+                <w:rFonts w:ascii="Arial" w:cs="Arial" w:eastAsia="Arial" w:hAnsi="Arial"/>
+                <w:b/>
+                <w:bCs/>
+                <w:i w:val="false"/>
+                <w:iCs w:val="false"/>
+                <w:color w:val="000000"/>
+                <w:sz w:val="20"/>
+                <w:szCs w:val="20"/>
+              </w:rPr>
+              <w:t xml:space="preserve">Vocabulary: </w:t>
+            </w:r>
+            <w:r>
+              <w:rPr>
+                <w:rFonts w:ascii="Arial" w:cs="Arial" w:eastAsia="Arial" w:hAnsi="Arial"/>
+                <w:b w:val="false"/>
+                <w:bCs w:val="false"/>
+                <w:i w:val="false"/>
+                <w:iCs w:val="false"/>
+                <w:color w:val="000000"/>
+                <w:sz w:val="20"/>
+                <w:szCs w:val="20"/>
+              </w:rPr>
+              <w:t xml:space="preserve">Minutes 0-10, Minutes 10-40, Minutes 40-55</w:t>
+            </w:r>
+            <w:r>
+              <w:rPr>
+                <w:rFonts w:ascii="Arial" w:cs="Arial" w:eastAsia="Arial" w:hAnsi="Arial"/>
+                <w:sz w:val="20"/>
+                <w:szCs w:val="20"/>
+              </w:rPr>
+              <w:br/>
+              <w:t xml:space="preserve"/>
+            </w:r>
+            <w:r>
+              <w:rPr>
+                <w:rFonts w:ascii="Arial" w:cs="Arial" w:eastAsia="Arial" w:hAnsi="Arial"/>
+                <w:sz w:val="20"/>
+                <w:szCs w:val="20"/>
+              </w:rPr>
+              <w:br/>
+              <w:t xml:space="preserve"/>
+            </w:r>
+            <w:r>
+              <w:rPr>
+                <w:rFonts w:ascii="Arial" w:cs="Arial" w:eastAsia="Arial" w:hAnsi="Arial"/>
                 <w:b/>
                 <w:bCs/>
                 <w:i/>
@@ -561,7 +724,7 @@
                 <w:sz w:val="20"/>
                 <w:szCs w:val="20"/>
               </w:rPr>
-              <w:t xml:space="preserve">15–20 min</w:t>
+              <w:t xml:space="preserve">15 min</w:t>
             </w:r>
           </w:p>
         </w:tc>
@@ -596,7 +759,16 @@
                 <w:sz w:val="22"/>
                 <w:szCs w:val="22"/>
               </w:rPr>
-              <w:t xml:space="preserve">Independent Practice / Code Along</w:t>
+              <w:t xml:space="preserve">Guided Practice</w:t>
+            </w:r>
+            <w:r>
+              <w:rPr>
+                <w:rFonts w:ascii="Arial" w:cs="Arial" w:eastAsia="Arial" w:hAnsi="Arial"/>
+                <w:sz w:val="20"/>
+                <w:szCs w:val="20"/>
+              </w:rPr>
+              <w:br/>
+              <w:t xml:space="preserve"/>
             </w:r>
             <w:r>
               <w:rPr>
@@ -618,7 +790,11 @@
                 <w:sz w:val="20"/>
                 <w:szCs w:val="20"/>
               </w:rPr>
-              <w:t xml:space="preserve">    Work through problems from the day's exercise set.</w:t>
+              <w:t xml:space="preserve">- [ ] Read all 5 project options
+- [ ] Read the full rubric
+- [ ] Wrote down 3 game ideas
+- [ ] Got partner feedback on your top concept
+- [ ] Narrowed to 1–2 favorites</w:t>
             </w:r>
             <w:r>
               <w:rPr>
@@ -649,7 +825,7 @@
                 <w:sz w:val="20"/>
                 <w:szCs w:val="20"/>
               </w:rPr>
-              <w:t xml:space="preserve">→ Teacher circulates — offer hints, check for understanding.</w:t>
+              <w:t xml:space="preserve">→ Teacher models — students try alongside, then compare results.</w:t>
             </w:r>
           </w:p>
         </w:tc>
@@ -680,7 +856,7 @@
                 <w:sz w:val="20"/>
                 <w:szCs w:val="20"/>
               </w:rPr>
-              <w:t xml:space="preserve">5 min</w:t>
+              <w:t xml:space="preserve">15–20 min</w:t>
             </w:r>
           </w:p>
         </w:tc>
@@ -715,25 +891,29 @@
                 <w:sz w:val="22"/>
                 <w:szCs w:val="22"/>
               </w:rPr>
-              <w:t xml:space="preserve">Exit Ticket / Wrap-Up</w:t>
-            </w:r>
-            <w:r>
-              <w:rPr>
-                <w:rFonts w:ascii="Arial" w:cs="Arial" w:eastAsia="Arial" w:hAnsi="Arial"/>
-                <w:sz w:val="20"/>
-                <w:szCs w:val="20"/>
-              </w:rPr>
-              <w:br/>
-              <w:t xml:space="preserve"/>
-            </w:r>
-            <w:r>
-              <w:rPr>
-                <w:rFonts w:ascii="Arial" w:cs="Arial" w:eastAsia="Arial" w:hAnsi="Arial"/>
-                <w:sz w:val="20"/>
-                <w:szCs w:val="20"/>
-              </w:rPr>
-              <w:br/>
-              <w:t xml:space="preserve"/>
+              <w:t xml:space="preserve">Independent Practice / Code Along</w:t>
+            </w:r>
+            <w:r>
+              <w:rPr>
+                <w:rFonts w:ascii="Arial" w:cs="Arial" w:eastAsia="Arial" w:hAnsi="Arial"/>
+                <w:sz w:val="20"/>
+                <w:szCs w:val="20"/>
+              </w:rPr>
+              <w:br/>
+              <w:t xml:space="preserve"/>
+            </w:r>
+            <w:r>
+              <w:rPr>
+                <w:rFonts w:ascii="Arial" w:cs="Arial" w:eastAsia="Arial" w:hAnsi="Arial"/>
+                <w:b/>
+                <w:bCs/>
+                <w:i w:val="false"/>
+                <w:iCs w:val="false"/>
+                <w:color w:val="000000"/>
+                <w:sz w:val="20"/>
+                <w:szCs w:val="20"/>
+              </w:rPr>
+              <w:t xml:space="preserve">    Beginner: </w:t>
             </w:r>
             <w:r>
               <w:rPr>
@@ -746,7 +926,77 @@
                 <w:sz w:val="20"/>
                 <w:szCs w:val="20"/>
               </w:rPr>
-              <w:t xml:space="preserve">Name one new thing you learned about Capstone Introduction — Project Options &amp; Rubric today and one question you still have.</w:t>
+              <w:t xml:space="preserve">A side-scrolling game where the player jumps between platforms, avoids or defeats enemies, and reaches a goal.</w:t>
+            </w:r>
+            <w:r>
+              <w:rPr>
+                <w:rFonts w:ascii="Arial" w:cs="Arial" w:eastAsia="Arial" w:hAnsi="Arial"/>
+                <w:sz w:val="20"/>
+                <w:szCs w:val="20"/>
+              </w:rPr>
+              <w:br/>
+              <w:t xml:space="preserve"/>
+            </w:r>
+            <w:r>
+              <w:rPr>
+                <w:rFonts w:ascii="Arial" w:cs="Arial" w:eastAsia="Arial" w:hAnsi="Arial"/>
+                <w:b/>
+                <w:bCs/>
+                <w:i w:val="false"/>
+                <w:iCs w:val="false"/>
+                <w:color w:val="000000"/>
+                <w:sz w:val="20"/>
+                <w:szCs w:val="20"/>
+              </w:rPr>
+              <w:t xml:space="preserve">    Intermediate: </w:t>
+            </w:r>
+            <w:r>
+              <w:rPr>
+                <w:rFonts w:ascii="Arial" w:cs="Arial" w:eastAsia="Arial" w:hAnsi="Arial"/>
+                <w:b w:val="false"/>
+                <w:bCs w:val="false"/>
+                <w:i w:val="false"/>
+                <w:iCs w:val="false"/>
+                <w:color w:val="000000"/>
+                <w:sz w:val="20"/>
+                <w:szCs w:val="20"/>
+              </w:rPr>
+              <w:t xml:space="preserve">Player movement: run left/right, jump (with coyote time or jump buffer)</w:t>
+            </w:r>
+            <w:r>
+              <w:rPr>
+                <w:rFonts w:ascii="Arial" w:cs="Arial" w:eastAsia="Arial" w:hAnsi="Arial"/>
+                <w:sz w:val="20"/>
+                <w:szCs w:val="20"/>
+              </w:rPr>
+              <w:br/>
+              <w:t xml:space="preserve"/>
+            </w:r>
+            <w:r>
+              <w:rPr>
+                <w:rFonts w:ascii="Arial" w:cs="Arial" w:eastAsia="Arial" w:hAnsi="Arial"/>
+                <w:b/>
+                <w:bCs/>
+                <w:i w:val="false"/>
+                <w:iCs w:val="false"/>
+                <w:color w:val="000000"/>
+                <w:sz w:val="20"/>
+                <w:szCs w:val="20"/>
+              </w:rPr>
+              <w:t xml:space="preserve">    Challenge: </w:t>
+            </w:r>
+            <w:r>
+              <w:rPr>
+                <w:rFonts w:ascii="Arial" w:cs="Arial" w:eastAsia="Arial" w:hAnsi="Arial"/>
+                <w:b w:val="false"/>
+                <w:bCs w:val="false"/>
+                <w:i w:val="false"/>
+                <w:iCs w:val="false"/>
+                <w:color w:val="000000"/>
+                <w:sz w:val="20"/>
+                <w:szCs w:val="20"/>
+              </w:rPr>
+              <w:t xml:space="preserve">At least 3 enemies with basic AI (patrol or chase)</w:t>
             </w:r>
             <w:r>
               <w:rPr>
@@ -777,6 +1027,134 @@
                 <w:sz w:val="20"/>
                 <w:szCs w:val="20"/>
               </w:rPr>
+              <w:t xml:space="preserve">→ Teacher circulates — offer hints, check for understanding.</w:t>
+            </w:r>
+          </w:p>
+        </w:tc>
+      </w:tr>
+      <w:tr>
+        <w:tc>
+          <w:tcPr>
+            <w:tcW w:type="dxa" w:w="1800"/>
+            <w:tcBorders>
+              <w:top w:val="single" w:color="CCCCCC" w:sz="1"/>
+              <w:left w:val="single" w:color="CCCCCC" w:sz="1"/>
+              <w:bottom w:val="single" w:color="CCCCCC" w:sz="1"/>
+              <w:right w:val="single" w:color="CCCCCC" w:sz="1"/>
+            </w:tcBorders>
+            <w:tcMar>
+              <w:top w:type="dxa" w:w="80"/>
+              <w:left w:type="dxa" w:w="120"/>
+              <w:bottom w:type="dxa" w:w="80"/>
+              <w:right w:type="dxa" w:w="120"/>
+            </w:tcMar>
+          </w:tcPr>
+          <w:p>
+            <w:r>
+              <w:rPr>
+                <w:rFonts w:ascii="Arial" w:cs="Arial" w:eastAsia="Arial" w:hAnsi="Arial"/>
+                <w:b/>
+                <w:bCs/>
+                <w:sz w:val="20"/>
+                <w:szCs w:val="20"/>
+              </w:rPr>
+              <w:t xml:space="preserve">5 min</w:t>
+            </w:r>
+          </w:p>
+        </w:tc>
+        <w:tc>
+          <w:tcPr>
+            <w:tcW w:type="dxa" w:w="7560"/>
+            <w:tcBorders>
+              <w:top w:val="single" w:color="CCCCCC" w:sz="1"/>
+              <w:left w:val="single" w:color="CCCCCC" w:sz="1"/>
+              <w:bottom w:val="single" w:color="CCCCCC" w:sz="1"/>
+              <w:right w:val="single" w:color="CCCCCC" w:sz="1"/>
+            </w:tcBorders>
+            <w:tcMar>
+              <w:top w:type="dxa" w:w="80"/>
+              <w:left w:type="dxa" w:w="120"/>
+              <w:bottom w:type="dxa" w:w="80"/>
+              <w:right w:type="dxa" w:w="120"/>
+            </w:tcMar>
+          </w:tcPr>
+          <w:p>
+            <w:pPr>
+              <w:spacing w:after="80" w:before="80"/>
+            </w:pPr>
+            <w:r>
+              <w:rPr>
+                <w:rFonts w:ascii="Arial" w:cs="Arial" w:eastAsia="Arial" w:hAnsi="Arial"/>
+                <w:b/>
+                <w:bCs/>
+                <w:i w:val="false"/>
+                <w:iCs w:val="false"/>
+                <w:color w:val="000000"/>
+                <w:sz w:val="22"/>
+                <w:szCs w:val="22"/>
+              </w:rPr>
+              <w:t xml:space="preserve">Exit Ticket / Wrap-Up</w:t>
+            </w:r>
+            <w:r>
+              <w:rPr>
+                <w:rFonts w:ascii="Arial" w:cs="Arial" w:eastAsia="Arial" w:hAnsi="Arial"/>
+                <w:sz w:val="20"/>
+                <w:szCs w:val="20"/>
+              </w:rPr>
+              <w:br/>
+              <w:t xml:space="preserve"/>
+            </w:r>
+            <w:r>
+              <w:rPr>
+                <w:rFonts w:ascii="Arial" w:cs="Arial" w:eastAsia="Arial" w:hAnsi="Arial"/>
+                <w:sz w:val="20"/>
+                <w:szCs w:val="20"/>
+              </w:rPr>
+              <w:br/>
+              <w:t xml:space="preserve"/>
+            </w:r>
+            <w:r>
+              <w:rPr>
+                <w:rFonts w:ascii="Arial" w:cs="Arial" w:eastAsia="Arial" w:hAnsi="Arial"/>
+                <w:b w:val="false"/>
+                <w:bCs w:val="false"/>
+                <w:i w:val="false"/>
+                <w:iCs w:val="false"/>
+                <w:color w:val="000000"/>
+                <w:sz w:val="20"/>
+                <w:szCs w:val="20"/>
+              </w:rPr>
+              <w:t xml:space="preserve">Name one new thing you learned about Capstone Introduction — Project Options &amp; Rubric today and one question you still have.</w:t>
+            </w:r>
+            <w:r>
+              <w:rPr>
+                <w:rFonts w:ascii="Arial" w:cs="Arial" w:eastAsia="Arial" w:hAnsi="Arial"/>
+                <w:sz w:val="20"/>
+                <w:szCs w:val="20"/>
+              </w:rPr>
+              <w:br/>
+              <w:t xml:space="preserve"/>
+            </w:r>
+            <w:r>
+              <w:rPr>
+                <w:rFonts w:ascii="Arial" w:cs="Arial" w:eastAsia="Arial" w:hAnsi="Arial"/>
+                <w:sz w:val="20"/>
+                <w:szCs w:val="20"/>
+              </w:rPr>
+              <w:br/>
+              <w:t xml:space="preserve"/>
+            </w:r>
+            <w:r>
+              <w:rPr>
+                <w:rFonts w:ascii="Arial" w:cs="Arial" w:eastAsia="Arial" w:hAnsi="Arial"/>
+                <w:b w:val="false"/>
+                <w:bCs w:val="false"/>
+                <w:i/>
+                <w:iCs/>
+                <w:color w:val="555555"/>
+                <w:sz w:val="20"/>
+                <w:szCs w:val="20"/>
+              </w:rPr>
               <w:t xml:space="preserve">→ 3–2–1: Name 3 things learned, 2 new vocab words, 1 question you still have.</w:t>
             </w:r>
           </w:p>
@@ -786,6 +1164,82 @@
     <w:p>
       <w:pPr>
         <w:spacing w:after="200"/>
+      </w:pPr>
+    </w:p>
+    <w:p>
+      <w:pPr>
+        <w:pBdr>
+          <w:bottom w:val="single" w:color="5B2D8E" w:sz="4" w:space="4"/>
+        </w:pBdr>
+        <w:spacing w:after="100" w:before="120"/>
+      </w:pPr>
+      <w:r>
+        <w:rPr>
+          <w:rFonts w:ascii="Arial" w:cs="Arial" w:eastAsia="Arial" w:hAnsi="Arial"/>
+          <w:b/>
+          <w:bCs/>
+          <w:color w:val="5B2D8E"/>
+          <w:sz w:val="24"/>
+          <w:szCs w:val="24"/>
+        </w:rPr>
+        <w:t xml:space="preserve">Key Concepts</w:t>
+      </w:r>
+    </w:p>
+    <w:p>
+      <w:pPr>
+        <w:spacing w:after="60"/>
+      </w:pPr>
+      <w:r>
+        <w:rPr>
+          <w:rFonts w:ascii="Arial" w:cs="Arial" w:eastAsia="Arial" w:hAnsi="Arial"/>
+          <w:sz w:val="20"/>
+          <w:szCs w:val="20"/>
+        </w:rPr>
+        <w:t xml:space="preserve">Welcome to the capstone unit — the biggest project of the year! Over the next 25 days you will design, build, test, and present a complete, original video game using everything you've learned in Units 1–7. Today is about understanding what's expected and starting to dream big (then scoping it down).</w:t>
+      </w:r>
+    </w:p>
+    <w:p>
+      <w:pPr>
+        <w:spacing w:after="60"/>
+      </w:pPr>
+      <w:r>
+        <w:rPr>
+          <w:rFonts w:ascii="Arial" w:cs="Arial" w:eastAsia="Arial" w:hAnsi="Arial"/>
+          <w:sz w:val="20"/>
+          <w:szCs w:val="20"/>
+        </w:rPr>
+        <w:t xml:space="preserve">Minutes 0-10: Teacher introduces capstone overview. Class discussion: "What makes a game actually fun to finish making?"</w:t>
+      </w:r>
+    </w:p>
+    <w:p>
+      <w:pPr>
+        <w:spacing w:after="60"/>
+      </w:pPr>
+      <w:r>
+        <w:rPr>
+          <w:rFonts w:ascii="Arial" w:cs="Arial" w:eastAsia="Arial" w:hAnsi="Arial"/>
+          <w:sz w:val="20"/>
+          <w:szCs w:val="20"/>
+        </w:rPr>
+        <w:t xml:space="preserve">Minutes 10-40: Read through all five project options and the full rubric below. Browse examples of each type on itch.io (if internet available). Begin brainstorming your concept — write down at least 3 game ideas with a one-sentence description each.</w:t>
+      </w:r>
+    </w:p>
+    <w:p>
+      <w:pPr>
+        <w:spacing w:after="60"/>
+      </w:pPr>
+      <w:r>
+        <w:rPr>
+          <w:rFonts w:ascii="Arial" w:cs="Arial" w:eastAsia="Arial" w:hAnsi="Arial"/>
+          <w:sz w:val="20"/>
+          <w:szCs w:val="20"/>
+        </w:rPr>
+        <w:t xml:space="preserve">Minutes 40-55: Share your top idea with a partner. Partner gives one positive and one "scope check" (is it achievable in ~15 work days?). Record partner feedback.</w:t>
+      </w:r>
+    </w:p>
+    <w:p>
+      <w:pPr>
+        <w:spacing w:after="160"/>
       </w:pPr>
     </w:p>
     <w:p>
@@ -1042,6 +1496,183 @@
       <w:pPr>
         <w:spacing w:after="120"/>
       </w:pPr>
+    </w:p>
+    <w:p>
+      <w:pPr>
+        <w:pBdr>
+          <w:bottom w:val="single" w:color="5B2D8E" w:sz="4" w:space="4"/>
+        </w:pBdr>
+        <w:spacing w:after="100" w:before="120"/>
+      </w:pPr>
+      <w:r>
+        <w:rPr>
+          <w:rFonts w:ascii="Arial" w:cs="Arial" w:eastAsia="Arial" w:hAnsi="Arial"/>
+          <w:b/>
+          <w:bCs/>
+          <w:color w:val="5B2D8E"/>
+          <w:sz w:val="24"/>
+          <w:szCs w:val="24"/>
+        </w:rPr>
+        <w:t xml:space="preserve">Guided Practice</w:t>
+      </w:r>
+    </w:p>
+    <w:p>
+      <w:pPr>
+        <w:spacing w:after="60"/>
+      </w:pPr>
+      <w:r>
+        <w:rPr>
+          <w:rFonts w:ascii="Arial" w:cs="Arial" w:eastAsia="Arial" w:hAnsi="Arial"/>
+          <w:sz w:val="20"/>
+          <w:szCs w:val="20"/>
+        </w:rPr>
+        <w:t xml:space="preserve">- [ ] Read all 5 project options</w:t>
+      </w:r>
+    </w:p>
+    <w:p>
+      <w:pPr>
+        <w:spacing w:after="60"/>
+      </w:pPr>
+      <w:r>
+        <w:rPr>
+          <w:rFonts w:ascii="Arial" w:cs="Arial" w:eastAsia="Arial" w:hAnsi="Arial"/>
+          <w:sz w:val="20"/>
+          <w:szCs w:val="20"/>
+        </w:rPr>
+        <w:t xml:space="preserve">- [ ] Read the full rubric</w:t>
+      </w:r>
+    </w:p>
+    <w:p>
+      <w:pPr>
+        <w:spacing w:after="60"/>
+      </w:pPr>
+      <w:r>
+        <w:rPr>
+          <w:rFonts w:ascii="Arial" w:cs="Arial" w:eastAsia="Arial" w:hAnsi="Arial"/>
+          <w:sz w:val="20"/>
+          <w:szCs w:val="20"/>
+        </w:rPr>
+        <w:t xml:space="preserve">- [ ] Wrote down 3 game ideas</w:t>
+      </w:r>
+    </w:p>
+    <w:p>
+      <w:pPr>
+        <w:spacing w:after="60"/>
+      </w:pPr>
+      <w:r>
+        <w:rPr>
+          <w:rFonts w:ascii="Arial" w:cs="Arial" w:eastAsia="Arial" w:hAnsi="Arial"/>
+          <w:sz w:val="20"/>
+          <w:szCs w:val="20"/>
+        </w:rPr>
+        <w:t xml:space="preserve">- [ ] Got partner feedback on your top concept</w:t>
+      </w:r>
+    </w:p>
+    <w:p>
+      <w:pPr>
+        <w:spacing w:after="60"/>
+      </w:pPr>
+      <w:r>
+        <w:rPr>
+          <w:rFonts w:ascii="Arial" w:cs="Arial" w:eastAsia="Arial" w:hAnsi="Arial"/>
+          <w:sz w:val="20"/>
+          <w:szCs w:val="20"/>
+        </w:rPr>
+        <w:t xml:space="preserve">- [ ] Narrowed to 1–2 favorites</w:t>
+      </w:r>
+    </w:p>
+    <w:p>
+      <w:pPr>
+        <w:spacing w:after="160"/>
+      </w:pPr>
+    </w:p>
+    <w:p>
+      <w:pPr>
+        <w:pBdr>
+          <w:bottom w:val="single" w:color="5B2D8E" w:sz="4" w:space="4"/>
+        </w:pBdr>
+        <w:spacing w:after="100" w:before="120"/>
+      </w:pPr>
+      <w:r>
+        <w:rPr>
+          <w:rFonts w:ascii="Arial" w:cs="Arial" w:eastAsia="Arial" w:hAnsi="Arial"/>
+          <w:b/>
+          <w:bCs/>
+          <w:color w:val="5B2D8E"/>
+          <w:sz w:val="24"/>
+          <w:szCs w:val="24"/>
+        </w:rPr>
+        <w:t xml:space="preserve">Practice Problems</w:t>
+      </w:r>
+    </w:p>
+    <w:p>
+      <w:pPr>
+        <w:spacing w:after="80"/>
+      </w:pPr>
+      <w:r>
+        <w:rPr>
+          <w:rFonts w:ascii="Arial" w:cs="Arial" w:eastAsia="Arial" w:hAnsi="Arial"/>
+          <w:b/>
+          <w:bCs/>
+          <w:sz w:val="20"/>
+          <w:szCs w:val="20"/>
+        </w:rPr>
+        <w:t xml:space="preserve">Problem 1: </w:t>
+      </w:r>
+      <w:r>
+        <w:rPr>
+          <w:rFonts w:ascii="Arial" w:cs="Arial" w:eastAsia="Arial" w:hAnsi="Arial"/>
+          <w:sz w:val="20"/>
+          <w:szCs w:val="20"/>
+        </w:rPr>
+        <w:t xml:space="preserve">A side-scrolling game where the player jumps between platforms, avoids or defeats enemies, and reaches a goal.</w:t>
+      </w:r>
+    </w:p>
+    <w:p>
+      <w:pPr>
+        <w:spacing w:after="80"/>
+      </w:pPr>
+      <w:r>
+        <w:rPr>
+          <w:rFonts w:ascii="Arial" w:cs="Arial" w:eastAsia="Arial" w:hAnsi="Arial"/>
+          <w:b/>
+          <w:bCs/>
+          <w:sz w:val="20"/>
+          <w:szCs w:val="20"/>
+        </w:rPr>
+        <w:t xml:space="preserve">Problem 2: </w:t>
+      </w:r>
+      <w:r>
+        <w:rPr>
+          <w:rFonts w:ascii="Arial" w:cs="Arial" w:eastAsia="Arial" w:hAnsi="Arial"/>
+          <w:sz w:val="20"/>
+          <w:szCs w:val="20"/>
+        </w:rPr>
+        <w:t xml:space="preserve">Player movement: run left/right, jump (with coyote time or jump buffer)</w:t>
+      </w:r>
+    </w:p>
+    <w:p>
+      <w:pPr>
+        <w:spacing w:after="80"/>
+      </w:pPr>
+      <w:r>
+        <w:rPr>
+          <w:rFonts w:ascii="Arial" w:cs="Arial" w:eastAsia="Arial" w:hAnsi="Arial"/>
+          <w:b/>
+          <w:bCs/>
+          <w:sz w:val="20"/>
+          <w:szCs w:val="20"/>
+        </w:rPr>
+        <w:t xml:space="preserve">Problem 3: </w:t>
+      </w:r>
+      <w:r>
+        <w:rPr>
+          <w:rFonts w:ascii="Arial" w:cs="Arial" w:eastAsia="Arial" w:hAnsi="Arial"/>
+          <w:sz w:val="20"/>
+          <w:szCs w:val="20"/>
+        </w:rPr>
+        <w:t xml:space="preserve">At least 3 enemies with basic AI (patrol or chase)</w:t>
+      </w:r>
     </w:p>
     <w:p>
       <w:pPr>
